--- a/BASDATPratikum/04_Scripting_SQL_Pemrosesan/JURNAL/JURNAL04.docx
+++ b/BASDATPratikum/04_Scripting_SQL_Pemrosesan/JURNAL/JURNAL04.docx
@@ -46,6 +46,61 @@
           <w:szCs w:val="32"/>
         </w:rPr>
         <w:t>JURNAL</w:t>
+      </w:r>
+    </w:p>
+    <w:p>
+      <w:pPr>
+        <w:rPr>
+          <w:rFonts w:ascii="Tahoma" w:hAnsi="Tahoma" w:cs="Tahoma"/>
+        </w:rPr>
+      </w:pPr>
+      <w:proofErr w:type="spellStart"/>
+      <w:r>
+        <w:rPr>
+          <w:rFonts w:ascii="Tahoma" w:hAnsi="Tahoma" w:cs="Tahoma"/>
+        </w:rPr>
+        <w:t>Rizqi</w:t>
+      </w:r>
+      <w:proofErr w:type="spellEnd"/>
+      <w:r>
+        <w:rPr>
+          <w:rFonts w:ascii="Tahoma" w:hAnsi="Tahoma" w:cs="Tahoma"/>
+        </w:rPr>
+        <w:t xml:space="preserve"> Nawaf Putra </w:t>
+      </w:r>
+      <w:proofErr w:type="spellStart"/>
+      <w:r>
+        <w:rPr>
+          <w:rFonts w:ascii="Tahoma" w:hAnsi="Tahoma" w:cs="Tahoma"/>
+        </w:rPr>
+        <w:t>Rosyadi</w:t>
+      </w:r>
+      <w:proofErr w:type="spellEnd"/>
+    </w:p>
+    <w:p>
+      <w:pPr>
+        <w:rPr>
+          <w:rFonts w:ascii="Tahoma" w:hAnsi="Tahoma" w:cs="Tahoma"/>
+        </w:rPr>
+      </w:pPr>
+      <w:r>
+        <w:rPr>
+          <w:rFonts w:ascii="Tahoma" w:hAnsi="Tahoma" w:cs="Tahoma"/>
+        </w:rPr>
+        <w:t>103122430010</w:t>
+      </w:r>
+    </w:p>
+    <w:p>
+      <w:pPr>
+        <w:rPr>
+          <w:rFonts w:ascii="Tahoma" w:hAnsi="Tahoma" w:cs="Tahoma"/>
+        </w:rPr>
+      </w:pPr>
+      <w:r>
+        <w:rPr>
+          <w:rFonts w:ascii="Tahoma" w:hAnsi="Tahoma" w:cs="Tahoma"/>
+        </w:rPr>
+        <w:t>SE08-02</w:t>
       </w:r>
     </w:p>
     <w:p>
@@ -238,6 +293,537 @@
     </w:p>
     <w:p>
       <w:pPr>
+        <w:pStyle w:val="NormalWeb"/>
+        <w:spacing w:before="0" w:beforeAutospacing="0" w:after="0" w:afterAutospacing="0"/>
+        <w:ind w:left="360"/>
+        <w:textAlignment w:val="baseline"/>
+        <w:rPr>
+          <w:rFonts w:ascii="Tahoma" w:hAnsi="Tahoma" w:cs="Tahoma"/>
+          <w:b/>
+          <w:bCs/>
+          <w:color w:val="000000"/>
+          <w:sz w:val="22"/>
+          <w:szCs w:val="22"/>
+        </w:rPr>
+      </w:pPr>
+      <w:r>
+        <w:rPr>
+          <w:rFonts w:ascii="Tahoma" w:hAnsi="Tahoma" w:cs="Tahoma"/>
+          <w:b/>
+          <w:bCs/>
+          <w:color w:val="000000"/>
+          <w:sz w:val="22"/>
+          <w:szCs w:val="22"/>
+        </w:rPr>
+        <w:t>Output Saya</w:t>
+      </w:r>
+    </w:p>
+    <w:p>
+      <w:pPr>
+        <w:pStyle w:val="NormalWeb"/>
+        <w:spacing w:before="0" w:beforeAutospacing="0" w:after="0" w:afterAutospacing="0"/>
+        <w:ind w:left="360"/>
+        <w:textAlignment w:val="baseline"/>
+        <w:rPr>
+          <w:rFonts w:ascii="Tahoma" w:hAnsi="Tahoma" w:cs="Tahoma"/>
+          <w:color w:val="000000"/>
+          <w:sz w:val="22"/>
+          <w:szCs w:val="22"/>
+        </w:rPr>
+      </w:pPr>
+      <w:r>
+        <w:rPr>
+          <w:rFonts w:ascii="Tahoma" w:hAnsi="Tahoma" w:cs="Tahoma"/>
+          <w:color w:val="000000"/>
+          <w:sz w:val="22"/>
+          <w:szCs w:val="22"/>
+        </w:rPr>
+        <w:t xml:space="preserve">Saya </w:t>
+      </w:r>
+      <w:proofErr w:type="spellStart"/>
+      <w:r>
+        <w:rPr>
+          <w:rFonts w:ascii="Tahoma" w:hAnsi="Tahoma" w:cs="Tahoma"/>
+          <w:color w:val="000000"/>
+          <w:sz w:val="22"/>
+          <w:szCs w:val="22"/>
+        </w:rPr>
+        <w:t>memakai</w:t>
+      </w:r>
+      <w:proofErr w:type="spellEnd"/>
+      <w:r>
+        <w:rPr>
+          <w:rFonts w:ascii="Tahoma" w:hAnsi="Tahoma" w:cs="Tahoma"/>
+          <w:color w:val="000000"/>
+          <w:sz w:val="22"/>
+          <w:szCs w:val="22"/>
+        </w:rPr>
+        <w:t xml:space="preserve"> </w:t>
+      </w:r>
+      <w:proofErr w:type="spellStart"/>
+      <w:r>
+        <w:rPr>
+          <w:rFonts w:ascii="Tahoma" w:hAnsi="Tahoma" w:cs="Tahoma"/>
+          <w:color w:val="000000"/>
+          <w:sz w:val="22"/>
+          <w:szCs w:val="22"/>
+        </w:rPr>
+        <w:t>fungsi</w:t>
+      </w:r>
+      <w:proofErr w:type="spellEnd"/>
+      <w:r>
+        <w:rPr>
+          <w:rFonts w:ascii="Tahoma" w:hAnsi="Tahoma" w:cs="Tahoma"/>
+          <w:color w:val="000000"/>
+          <w:sz w:val="22"/>
+          <w:szCs w:val="22"/>
+        </w:rPr>
+        <w:t xml:space="preserve"> Extract </w:t>
+      </w:r>
+      <w:proofErr w:type="spellStart"/>
+      <w:r>
+        <w:rPr>
+          <w:rFonts w:ascii="Tahoma" w:hAnsi="Tahoma" w:cs="Tahoma"/>
+          <w:color w:val="000000"/>
+          <w:sz w:val="22"/>
+          <w:szCs w:val="22"/>
+        </w:rPr>
+        <w:t>karena</w:t>
+      </w:r>
+      <w:proofErr w:type="spellEnd"/>
+      <w:r>
+        <w:rPr>
+          <w:rFonts w:ascii="Tahoma" w:hAnsi="Tahoma" w:cs="Tahoma"/>
+          <w:color w:val="000000"/>
+          <w:sz w:val="22"/>
+          <w:szCs w:val="22"/>
+        </w:rPr>
+        <w:t xml:space="preserve"> </w:t>
+      </w:r>
+      <w:proofErr w:type="spellStart"/>
+      <w:r>
+        <w:rPr>
+          <w:rFonts w:ascii="Tahoma" w:hAnsi="Tahoma" w:cs="Tahoma"/>
+          <w:color w:val="000000"/>
+          <w:sz w:val="22"/>
+          <w:szCs w:val="22"/>
+        </w:rPr>
+        <w:t>saya</w:t>
+      </w:r>
+      <w:proofErr w:type="spellEnd"/>
+      <w:r>
+        <w:rPr>
+          <w:rFonts w:ascii="Tahoma" w:hAnsi="Tahoma" w:cs="Tahoma"/>
+          <w:color w:val="000000"/>
+          <w:sz w:val="22"/>
+          <w:szCs w:val="22"/>
+        </w:rPr>
+        <w:t xml:space="preserve"> </w:t>
+      </w:r>
+      <w:proofErr w:type="spellStart"/>
+      <w:r>
+        <w:rPr>
+          <w:rFonts w:ascii="Tahoma" w:hAnsi="Tahoma" w:cs="Tahoma"/>
+          <w:color w:val="000000"/>
+          <w:sz w:val="22"/>
+          <w:szCs w:val="22"/>
+        </w:rPr>
+        <w:t>mempunyai</w:t>
+      </w:r>
+      <w:proofErr w:type="spellEnd"/>
+      <w:r>
+        <w:rPr>
+          <w:rFonts w:ascii="Tahoma" w:hAnsi="Tahoma" w:cs="Tahoma"/>
+          <w:color w:val="000000"/>
+          <w:sz w:val="22"/>
+          <w:szCs w:val="22"/>
+        </w:rPr>
+        <w:t xml:space="preserve"> </w:t>
+      </w:r>
+      <w:proofErr w:type="spellStart"/>
+      <w:r>
+        <w:rPr>
+          <w:rFonts w:ascii="Tahoma" w:hAnsi="Tahoma" w:cs="Tahoma"/>
+          <w:color w:val="000000"/>
+          <w:sz w:val="22"/>
+          <w:szCs w:val="22"/>
+        </w:rPr>
+        <w:t>masalah</w:t>
+      </w:r>
+      <w:proofErr w:type="spellEnd"/>
+      <w:r>
+        <w:rPr>
+          <w:rFonts w:ascii="Tahoma" w:hAnsi="Tahoma" w:cs="Tahoma"/>
+          <w:color w:val="000000"/>
+          <w:sz w:val="22"/>
+          <w:szCs w:val="22"/>
+        </w:rPr>
+        <w:t xml:space="preserve"> </w:t>
+      </w:r>
+      <w:proofErr w:type="spellStart"/>
+      <w:r>
+        <w:rPr>
+          <w:rFonts w:ascii="Tahoma" w:hAnsi="Tahoma" w:cs="Tahoma"/>
+          <w:b/>
+          <w:bCs/>
+          <w:color w:val="000000"/>
+          <w:sz w:val="22"/>
+          <w:szCs w:val="22"/>
+          <w:lang w:val="en-US"/>
+        </w:rPr>
+        <w:t>Gagal</w:t>
+      </w:r>
+      <w:proofErr w:type="spellEnd"/>
+      <w:r>
+        <w:rPr>
+          <w:rFonts w:ascii="Tahoma" w:hAnsi="Tahoma" w:cs="Tahoma"/>
+          <w:bCs/>
+          <w:color w:val="000000"/>
+          <w:sz w:val="22"/>
+          <w:szCs w:val="22"/>
+          <w:lang w:val="en-US"/>
+        </w:rPr>
+        <w:t xml:space="preserve"> </w:t>
+      </w:r>
+      <w:proofErr w:type="spellStart"/>
+      <w:r>
+        <w:rPr>
+          <w:rFonts w:ascii="Tahoma" w:hAnsi="Tahoma" w:cs="Tahoma"/>
+          <w:bCs/>
+          <w:color w:val="000000"/>
+          <w:sz w:val="22"/>
+          <w:szCs w:val="22"/>
+          <w:lang w:val="en-US"/>
+        </w:rPr>
+        <w:t>karena</w:t>
+      </w:r>
+      <w:proofErr w:type="spellEnd"/>
+      <w:r>
+        <w:rPr>
+          <w:rFonts w:ascii="Tahoma" w:hAnsi="Tahoma" w:cs="Tahoma"/>
+          <w:bCs/>
+          <w:color w:val="000000"/>
+          <w:sz w:val="22"/>
+          <w:szCs w:val="22"/>
+          <w:lang w:val="en-US"/>
+        </w:rPr>
+        <w:t xml:space="preserve"> </w:t>
+      </w:r>
+      <w:proofErr w:type="spellStart"/>
+      <w:r>
+        <w:rPr>
+          <w:rFonts w:ascii="Tahoma" w:hAnsi="Tahoma" w:cs="Tahoma"/>
+          <w:bCs/>
+          <w:color w:val="000000"/>
+          <w:sz w:val="22"/>
+          <w:szCs w:val="22"/>
+          <w:lang w:val="en-US"/>
+        </w:rPr>
+        <w:t>angka</w:t>
+      </w:r>
+      <w:proofErr w:type="spellEnd"/>
+      <w:r>
+        <w:rPr>
+          <w:rFonts w:ascii="Tahoma" w:hAnsi="Tahoma" w:cs="Tahoma"/>
+          <w:bCs/>
+          <w:color w:val="000000"/>
+          <w:sz w:val="22"/>
+          <w:szCs w:val="22"/>
+          <w:lang w:val="en-US"/>
+        </w:rPr>
+        <w:t xml:space="preserve"> </w:t>
+      </w:r>
+      <w:proofErr w:type="spellStart"/>
+      <w:r>
+        <w:rPr>
+          <w:rFonts w:ascii="Tahoma" w:hAnsi="Tahoma" w:cs="Tahoma"/>
+          <w:bCs/>
+          <w:color w:val="000000"/>
+          <w:sz w:val="22"/>
+          <w:szCs w:val="22"/>
+          <w:lang w:val="en-US"/>
+        </w:rPr>
+        <w:t>tidak</w:t>
+      </w:r>
+      <w:proofErr w:type="spellEnd"/>
+      <w:r>
+        <w:rPr>
+          <w:rFonts w:ascii="Tahoma" w:hAnsi="Tahoma" w:cs="Tahoma"/>
+          <w:bCs/>
+          <w:color w:val="000000"/>
+          <w:sz w:val="22"/>
+          <w:szCs w:val="22"/>
+          <w:lang w:val="en-US"/>
+        </w:rPr>
+        <w:t xml:space="preserve"> punya </w:t>
+      </w:r>
+      <w:proofErr w:type="spellStart"/>
+      <w:r>
+        <w:rPr>
+          <w:rFonts w:ascii="Tahoma" w:hAnsi="Tahoma" w:cs="Tahoma"/>
+          <w:bCs/>
+          <w:color w:val="000000"/>
+          <w:sz w:val="22"/>
+          <w:szCs w:val="22"/>
+          <w:lang w:val="en-US"/>
+        </w:rPr>
+        <w:t>komponen</w:t>
+      </w:r>
+      <w:proofErr w:type="spellEnd"/>
+      <w:r>
+        <w:rPr>
+          <w:rFonts w:ascii="Tahoma" w:hAnsi="Tahoma" w:cs="Tahoma"/>
+          <w:bCs/>
+          <w:color w:val="000000"/>
+          <w:sz w:val="22"/>
+          <w:szCs w:val="22"/>
+          <w:lang w:val="en-US"/>
+        </w:rPr>
+        <w:t xml:space="preserve"> "</w:t>
+      </w:r>
+      <w:proofErr w:type="spellStart"/>
+      <w:r>
+        <w:rPr>
+          <w:rFonts w:ascii="Tahoma" w:hAnsi="Tahoma" w:cs="Tahoma"/>
+          <w:bCs/>
+          <w:color w:val="000000"/>
+          <w:sz w:val="22"/>
+          <w:szCs w:val="22"/>
+          <w:lang w:val="en-US"/>
+        </w:rPr>
+        <w:t>hari</w:t>
+      </w:r>
+      <w:proofErr w:type="spellEnd"/>
+      <w:r>
+        <w:rPr>
+          <w:rFonts w:ascii="Tahoma" w:hAnsi="Tahoma" w:cs="Tahoma"/>
+          <w:bCs/>
+          <w:color w:val="000000"/>
+          <w:sz w:val="22"/>
+          <w:szCs w:val="22"/>
+          <w:lang w:val="en-US"/>
+        </w:rPr>
+        <w:t xml:space="preserve">" yang </w:t>
+      </w:r>
+      <w:proofErr w:type="spellStart"/>
+      <w:r>
+        <w:rPr>
+          <w:rFonts w:ascii="Tahoma" w:hAnsi="Tahoma" w:cs="Tahoma"/>
+          <w:bCs/>
+          <w:color w:val="000000"/>
+          <w:sz w:val="22"/>
+          <w:szCs w:val="22"/>
+          <w:lang w:val="en-US"/>
+        </w:rPr>
+        <w:t>bisa</w:t>
+      </w:r>
+      <w:proofErr w:type="spellEnd"/>
+      <w:r>
+        <w:rPr>
+          <w:rFonts w:ascii="Tahoma" w:hAnsi="Tahoma" w:cs="Tahoma"/>
+          <w:bCs/>
+          <w:color w:val="000000"/>
+          <w:sz w:val="22"/>
+          <w:szCs w:val="22"/>
+          <w:lang w:val="en-US"/>
+        </w:rPr>
+        <w:t xml:space="preserve"> </w:t>
+      </w:r>
+      <w:proofErr w:type="spellStart"/>
+      <w:r>
+        <w:rPr>
+          <w:rFonts w:ascii="Tahoma" w:hAnsi="Tahoma" w:cs="Tahoma"/>
+          <w:bCs/>
+          <w:color w:val="000000"/>
+          <w:sz w:val="22"/>
+          <w:szCs w:val="22"/>
+          <w:lang w:val="en-US"/>
+        </w:rPr>
+        <w:t>diekstrak</w:t>
+      </w:r>
+      <w:proofErr w:type="spellEnd"/>
+      <w:r>
+        <w:rPr>
+          <w:rFonts w:ascii="Tahoma" w:hAnsi="Tahoma" w:cs="Tahoma"/>
+          <w:bCs/>
+          <w:color w:val="000000"/>
+          <w:sz w:val="22"/>
+          <w:szCs w:val="22"/>
+          <w:lang w:val="en-US"/>
+        </w:rPr>
+        <w:t xml:space="preserve"> </w:t>
+      </w:r>
+      <w:proofErr w:type="spellStart"/>
+      <w:r>
+        <w:rPr>
+          <w:rFonts w:ascii="Tahoma" w:hAnsi="Tahoma" w:cs="Tahoma"/>
+          <w:bCs/>
+          <w:color w:val="000000"/>
+          <w:sz w:val="22"/>
+          <w:szCs w:val="22"/>
+          <w:lang w:val="en-US"/>
+        </w:rPr>
+        <w:t>secara</w:t>
+      </w:r>
+      <w:proofErr w:type="spellEnd"/>
+      <w:r>
+        <w:rPr>
+          <w:rFonts w:ascii="Tahoma" w:hAnsi="Tahoma" w:cs="Tahoma"/>
+          <w:bCs/>
+          <w:color w:val="000000"/>
+          <w:sz w:val="22"/>
+          <w:szCs w:val="22"/>
+          <w:lang w:val="en-US"/>
+        </w:rPr>
+        <w:t xml:space="preserve"> </w:t>
+      </w:r>
+      <w:proofErr w:type="spellStart"/>
+      <w:r>
+        <w:rPr>
+          <w:rFonts w:ascii="Tahoma" w:hAnsi="Tahoma" w:cs="Tahoma"/>
+          <w:bCs/>
+          <w:color w:val="000000"/>
+          <w:sz w:val="22"/>
+          <w:szCs w:val="22"/>
+          <w:lang w:val="en-US"/>
+        </w:rPr>
+        <w:t>terstruktur</w:t>
+      </w:r>
+      <w:proofErr w:type="spellEnd"/>
+      <w:r>
+        <w:rPr>
+          <w:rFonts w:ascii="Tahoma" w:hAnsi="Tahoma" w:cs="Tahoma"/>
+          <w:bCs/>
+          <w:color w:val="000000"/>
+          <w:sz w:val="22"/>
+          <w:szCs w:val="22"/>
+          <w:lang w:val="en-US"/>
+        </w:rPr>
+        <w:t xml:space="preserve">, </w:t>
+      </w:r>
+    </w:p>
+    <w:p>
+      <w:pPr>
+        <w:pStyle w:val="NormalWeb"/>
+        <w:spacing w:before="0" w:beforeAutospacing="0" w:after="0" w:afterAutospacing="0"/>
+        <w:ind w:left="360"/>
+        <w:textAlignment w:val="baseline"/>
+        <w:rPr>
+          <w:rFonts w:ascii="Tahoma" w:hAnsi="Tahoma" w:cs="Tahoma"/>
+          <w:color w:val="000000"/>
+          <w:sz w:val="22"/>
+          <w:szCs w:val="22"/>
+        </w:rPr>
+      </w:pPr>
+    </w:p>
+    <w:p>
+      <w:pPr>
+        <w:pStyle w:val="NormalWeb"/>
+        <w:spacing w:before="0" w:beforeAutospacing="0" w:after="0" w:afterAutospacing="0"/>
+        <w:ind w:left="360"/>
+        <w:textAlignment w:val="baseline"/>
+        <w:rPr>
+          <w:rFonts w:ascii="Tahoma" w:hAnsi="Tahoma" w:cs="Tahoma"/>
+          <w:color w:val="000000"/>
+          <w:sz w:val="22"/>
+          <w:szCs w:val="22"/>
+        </w:rPr>
+      </w:pPr>
+      <w:r>
+        <w:rPr>
+          <w:rFonts w:ascii="Tahoma" w:hAnsi="Tahoma" w:cs="Tahoma"/>
+          <w:color w:val="000000"/>
+          <w:sz w:val="22"/>
+          <w:szCs w:val="22"/>
+        </w:rPr>
+        <w:drawing>
+          <wp:inline distT="0" distB="0" distL="0" distR="0" wp14:anchorId="112AE90F" wp14:editId="5029B07C">
+            <wp:extent cx="5621867" cy="1856537"/>
+            <wp:effectExtent l="0" t="0" r="0" b="0"/>
+            <wp:docPr id="1277281482" name="Picture 1"/>
+            <wp:cNvGraphicFramePr>
+              <a:graphicFrameLocks xmlns:a="http://schemas.openxmlformats.org/drawingml/2006/main" noChangeAspect="1"/>
+            </wp:cNvGraphicFramePr>
+            <a:graphic xmlns:a="http://schemas.openxmlformats.org/drawingml/2006/main">
+              <a:graphicData uri="http://schemas.openxmlformats.org/drawingml/2006/picture">
+                <pic:pic xmlns:pic="http://schemas.openxmlformats.org/drawingml/2006/picture">
+                  <pic:nvPicPr>
+                    <pic:cNvPr id="1277281482" name=""/>
+                    <pic:cNvPicPr/>
+                  </pic:nvPicPr>
+                  <pic:blipFill>
+                    <a:blip r:embed="rId9"/>
+                    <a:stretch>
+                      <a:fillRect/>
+                    </a:stretch>
+                  </pic:blipFill>
+                  <pic:spPr>
+                    <a:xfrm>
+                      <a:off x="0" y="0"/>
+                      <a:ext cx="5630642" cy="1859435"/>
+                    </a:xfrm>
+                    <a:prstGeom prst="rect">
+                      <a:avLst/>
+                    </a:prstGeom>
+                  </pic:spPr>
+                </pic:pic>
+              </a:graphicData>
+            </a:graphic>
+          </wp:inline>
+        </w:drawing>
+      </w:r>
+    </w:p>
+    <w:p>
+      <w:pPr>
+        <w:rPr>
+          <w:rFonts w:ascii="Tahoma" w:eastAsia="Times New Roman" w:hAnsi="Tahoma" w:cs="Tahoma"/>
+          <w:bCs w:val="0"/>
+          <w:color w:val="000000"/>
+          <w:sz w:val="22"/>
+          <w:szCs w:val="22"/>
+          <w:lang w:val="en-ID"/>
+        </w:rPr>
+      </w:pPr>
+      <w:r>
+        <w:rPr>
+          <w:rFonts w:ascii="Tahoma" w:hAnsi="Tahoma" w:cs="Tahoma"/>
+          <w:color w:val="000000"/>
+          <w:sz w:val="22"/>
+          <w:szCs w:val="22"/>
+        </w:rPr>
+        <w:br w:type="page"/>
+      </w:r>
+    </w:p>
+    <w:p>
+      <w:pPr>
+        <w:pStyle w:val="NormalWeb"/>
+        <w:spacing w:before="0" w:beforeAutospacing="0" w:after="0" w:afterAutospacing="0"/>
+        <w:ind w:left="360"/>
+        <w:textAlignment w:val="baseline"/>
+        <w:rPr>
+          <w:rFonts w:ascii="Tahoma" w:hAnsi="Tahoma" w:cs="Tahoma"/>
+          <w:color w:val="000000"/>
+          <w:sz w:val="22"/>
+          <w:szCs w:val="22"/>
+        </w:rPr>
+      </w:pPr>
+    </w:p>
+    <w:p>
+      <w:pPr>
+        <w:pStyle w:val="NormalWeb"/>
+        <w:spacing w:before="0" w:beforeAutospacing="0" w:after="0" w:afterAutospacing="0"/>
+        <w:ind w:left="360"/>
+        <w:textAlignment w:val="baseline"/>
+        <w:rPr>
+          <w:rFonts w:ascii="Tahoma" w:hAnsi="Tahoma" w:cs="Tahoma"/>
+          <w:color w:val="000000"/>
+          <w:sz w:val="22"/>
+          <w:szCs w:val="22"/>
+        </w:rPr>
+      </w:pPr>
+    </w:p>
+    <w:p>
+      <w:pPr>
         <w:pStyle w:val="ListParagraph"/>
         <w:numPr>
           <w:ilvl w:val="0"/>
@@ -317,7 +903,7 @@
                     <pic:cNvPicPr/>
                   </pic:nvPicPr>
                   <pic:blipFill>
-                    <a:blip r:embed="rId9"/>
+                    <a:blip r:embed="rId10"/>
                     <a:srcRect/>
                     <a:stretch>
                       <a:fillRect/>
@@ -349,104 +935,100 @@
         <w:textAlignment w:val="baseline"/>
         <w:rPr>
           <w:rFonts w:ascii="Tahoma" w:hAnsi="Tahoma" w:cs="Tahoma"/>
-        </w:rPr>
-      </w:pPr>
-    </w:p>
-    <w:p>
-      <w:pPr>
-        <w:pStyle w:val="ListParagraph"/>
-        <w:spacing w:before="180" w:after="0" w:line="240" w:lineRule="auto"/>
-        <w:ind w:left="360" w:right="114"/>
-        <w:jc w:val="both"/>
-        <w:textAlignment w:val="baseline"/>
-        <w:rPr>
-          <w:rFonts w:ascii="Tahoma" w:hAnsi="Tahoma" w:cs="Tahoma"/>
-        </w:rPr>
-      </w:pPr>
-    </w:p>
-    <w:p>
-      <w:pPr>
-        <w:pStyle w:val="ListParagraph"/>
-        <w:spacing w:before="180" w:after="0" w:line="240" w:lineRule="auto"/>
-        <w:ind w:left="360" w:right="114"/>
-        <w:jc w:val="both"/>
-        <w:textAlignment w:val="baseline"/>
-        <w:rPr>
-          <w:rFonts w:ascii="Tahoma" w:hAnsi="Tahoma" w:cs="Tahoma"/>
-        </w:rPr>
-      </w:pPr>
-    </w:p>
-    <w:p>
-      <w:pPr>
-        <w:pStyle w:val="ListParagraph"/>
-        <w:spacing w:before="180" w:after="0" w:line="240" w:lineRule="auto"/>
-        <w:ind w:left="360" w:right="114"/>
-        <w:jc w:val="both"/>
-        <w:textAlignment w:val="baseline"/>
-        <w:rPr>
-          <w:rFonts w:ascii="Tahoma" w:hAnsi="Tahoma" w:cs="Tahoma"/>
-        </w:rPr>
-      </w:pPr>
-    </w:p>
-    <w:p>
-      <w:pPr>
-        <w:pStyle w:val="ListParagraph"/>
-        <w:spacing w:before="180" w:after="0" w:line="240" w:lineRule="auto"/>
-        <w:ind w:left="360" w:right="114"/>
-        <w:jc w:val="both"/>
-        <w:textAlignment w:val="baseline"/>
-        <w:rPr>
-          <w:rFonts w:ascii="Tahoma" w:hAnsi="Tahoma" w:cs="Tahoma"/>
-        </w:rPr>
-      </w:pPr>
-    </w:p>
-    <w:p>
-      <w:pPr>
-        <w:pStyle w:val="ListParagraph"/>
-        <w:spacing w:before="180" w:after="0" w:line="240" w:lineRule="auto"/>
-        <w:ind w:left="360" w:right="114"/>
-        <w:jc w:val="both"/>
-        <w:textAlignment w:val="baseline"/>
-        <w:rPr>
-          <w:rFonts w:ascii="Tahoma" w:hAnsi="Tahoma" w:cs="Tahoma"/>
-        </w:rPr>
-      </w:pPr>
-    </w:p>
-    <w:p>
-      <w:pPr>
-        <w:pStyle w:val="ListParagraph"/>
-        <w:spacing w:before="180" w:after="0" w:line="240" w:lineRule="auto"/>
-        <w:ind w:left="360" w:right="114"/>
-        <w:jc w:val="both"/>
-        <w:textAlignment w:val="baseline"/>
-        <w:rPr>
-          <w:rFonts w:ascii="Tahoma" w:hAnsi="Tahoma" w:cs="Tahoma"/>
-        </w:rPr>
-      </w:pPr>
-    </w:p>
-    <w:p>
-      <w:pPr>
-        <w:pStyle w:val="ListParagraph"/>
-        <w:spacing w:before="180" w:after="0" w:line="240" w:lineRule="auto"/>
-        <w:ind w:left="360" w:right="114"/>
-        <w:jc w:val="both"/>
-        <w:textAlignment w:val="baseline"/>
-        <w:rPr>
-          <w:rFonts w:ascii="Tahoma" w:hAnsi="Tahoma" w:cs="Tahoma"/>
-        </w:rPr>
-      </w:pPr>
-    </w:p>
-    <w:p>
-      <w:pPr>
-        <w:pStyle w:val="ListParagraph"/>
-        <w:spacing w:before="180" w:after="0" w:line="240" w:lineRule="auto"/>
-        <w:ind w:left="360" w:right="114"/>
-        <w:jc w:val="both"/>
-        <w:textAlignment w:val="baseline"/>
-        <w:rPr>
-          <w:rFonts w:ascii="Tahoma" w:hAnsi="Tahoma" w:cs="Tahoma"/>
-        </w:rPr>
-      </w:pPr>
+          <w:color w:val="000000"/>
+          <w:sz w:val="22"/>
+          <w:szCs w:val="22"/>
+        </w:rPr>
+      </w:pPr>
+    </w:p>
+    <w:p>
+      <w:pPr>
+        <w:pStyle w:val="ListParagraph"/>
+        <w:spacing w:before="180" w:after="0" w:line="240" w:lineRule="auto"/>
+        <w:ind w:left="360" w:right="114"/>
+        <w:jc w:val="both"/>
+        <w:textAlignment w:val="baseline"/>
+        <w:rPr>
+          <w:rFonts w:ascii="Tahoma" w:hAnsi="Tahoma" w:cs="Tahoma"/>
+          <w:b/>
+          <w:bCs w:val="0"/>
+        </w:rPr>
+      </w:pPr>
+      <w:r>
+        <w:rPr>
+          <w:rFonts w:ascii="Tahoma" w:hAnsi="Tahoma" w:cs="Tahoma"/>
+          <w:b/>
+          <w:bCs w:val="0"/>
+          <w:color w:val="000000"/>
+          <w:sz w:val="22"/>
+          <w:szCs w:val="22"/>
+        </w:rPr>
+        <w:t>Output Saya</w:t>
+      </w:r>
+    </w:p>
+    <w:p>
+      <w:pPr>
+        <w:pStyle w:val="ListParagraph"/>
+        <w:spacing w:before="180" w:after="0" w:line="240" w:lineRule="auto"/>
+        <w:ind w:left="360" w:right="114"/>
+        <w:jc w:val="both"/>
+        <w:textAlignment w:val="baseline"/>
+        <w:rPr>
+          <w:rFonts w:ascii="Tahoma" w:hAnsi="Tahoma" w:cs="Tahoma"/>
+        </w:rPr>
+      </w:pPr>
+    </w:p>
+    <w:p>
+      <w:pPr>
+        <w:pStyle w:val="ListParagraph"/>
+        <w:spacing w:before="180" w:after="0" w:line="240" w:lineRule="auto"/>
+        <w:ind w:left="360" w:right="114"/>
+        <w:jc w:val="both"/>
+        <w:textAlignment w:val="baseline"/>
+        <w:rPr>
+          <w:rFonts w:ascii="Tahoma" w:hAnsi="Tahoma" w:cs="Tahoma"/>
+        </w:rPr>
+      </w:pPr>
+      <w:r>
+        <w:rPr>
+          <w:rFonts w:ascii="Tahoma" w:hAnsi="Tahoma" w:cs="Tahoma"/>
+        </w:rPr>
+        <w:drawing>
+          <wp:inline distT="0" distB="0" distL="0" distR="0" wp14:anchorId="4DD4DF66" wp14:editId="5F6E79E4">
+            <wp:extent cx="3674533" cy="3129240"/>
+            <wp:effectExtent l="0" t="0" r="2540" b="0"/>
+            <wp:docPr id="57565742" name="Picture 1"/>
+            <wp:cNvGraphicFramePr>
+              <a:graphicFrameLocks xmlns:a="http://schemas.openxmlformats.org/drawingml/2006/main" noChangeAspect="1"/>
+            </wp:cNvGraphicFramePr>
+            <a:graphic xmlns:a="http://schemas.openxmlformats.org/drawingml/2006/main">
+              <a:graphicData uri="http://schemas.openxmlformats.org/drawingml/2006/picture">
+                <pic:pic xmlns:pic="http://schemas.openxmlformats.org/drawingml/2006/picture">
+                  <pic:nvPicPr>
+                    <pic:cNvPr id="57565742" name=""/>
+                    <pic:cNvPicPr/>
+                  </pic:nvPicPr>
+                  <pic:blipFill>
+                    <a:blip r:embed="rId11"/>
+                    <a:stretch>
+                      <a:fillRect/>
+                    </a:stretch>
+                  </pic:blipFill>
+                  <pic:spPr>
+                    <a:xfrm>
+                      <a:off x="0" y="0"/>
+                      <a:ext cx="3681078" cy="3134814"/>
+                    </a:xfrm>
+                    <a:prstGeom prst="rect">
+                      <a:avLst/>
+                    </a:prstGeom>
+                  </pic:spPr>
+                </pic:pic>
+              </a:graphicData>
+            </a:graphic>
+          </wp:inline>
+        </w:drawing>
+      </w:r>
     </w:p>
     <w:p>
       <w:pPr>
@@ -504,6 +1086,7 @@
           <w:rFonts w:ascii="Tahoma" w:hAnsi="Tahoma" w:cs="Tahoma"/>
           <w:lang w:val="sv-SE"/>
         </w:rPr>
+        <w:lastRenderedPageBreak/>
         <w:t xml:space="preserve">Pengelola bioskop memberikan diskon 10% bagi member yang berumur 32 tahun ke bawah.  Tampilkan id member, harga awal, umur, dan harga setelah diskon lalu urutkan berdasarkan  umur! </w:t>
       </w:r>
       <w:r>
@@ -557,7 +1140,7 @@
                     <pic:cNvPicPr/>
                   </pic:nvPicPr>
                   <pic:blipFill>
-                    <a:blip r:embed="rId10"/>
+                    <a:blip r:embed="rId12"/>
                     <a:srcRect/>
                     <a:stretch>
                       <a:fillRect/>
@@ -583,6 +1166,215 @@
     <w:p>
       <w:pPr>
         <w:pStyle w:val="ListParagraph"/>
+        <w:spacing w:before="180" w:after="0" w:line="240" w:lineRule="auto"/>
+        <w:ind w:left="360" w:right="114"/>
+        <w:jc w:val="both"/>
+        <w:textAlignment w:val="baseline"/>
+        <w:rPr>
+          <w:rFonts w:ascii="Tahoma" w:hAnsi="Tahoma" w:cs="Tahoma"/>
+          <w:b/>
+          <w:bCs w:val="0"/>
+          <w:color w:val="000000"/>
+          <w:sz w:val="22"/>
+          <w:szCs w:val="22"/>
+        </w:rPr>
+      </w:pPr>
+      <w:r>
+        <w:rPr>
+          <w:rFonts w:ascii="Tahoma" w:hAnsi="Tahoma" w:cs="Tahoma"/>
+          <w:b/>
+          <w:bCs w:val="0"/>
+          <w:color w:val="000000"/>
+          <w:sz w:val="22"/>
+          <w:szCs w:val="22"/>
+        </w:rPr>
+        <w:t>Output Saya</w:t>
+      </w:r>
+    </w:p>
+    <w:p>
+      <w:pPr>
+        <w:pStyle w:val="ListParagraph"/>
+        <w:spacing w:before="180" w:after="0" w:line="240" w:lineRule="auto"/>
+        <w:ind w:left="360" w:right="114"/>
+        <w:jc w:val="both"/>
+        <w:textAlignment w:val="baseline"/>
+        <w:rPr>
+          <w:rFonts w:ascii="Tahoma" w:hAnsi="Tahoma" w:cs="Tahoma"/>
+          <w:color w:val="000000"/>
+          <w:sz w:val="22"/>
+          <w:szCs w:val="22"/>
+        </w:rPr>
+      </w:pPr>
+    </w:p>
+    <w:p>
+      <w:pPr>
+        <w:pStyle w:val="ListParagraph"/>
+        <w:spacing w:before="180" w:after="0" w:line="240" w:lineRule="auto"/>
+        <w:ind w:left="360" w:right="114"/>
+        <w:jc w:val="both"/>
+        <w:textAlignment w:val="baseline"/>
+        <w:rPr>
+          <w:rFonts w:ascii="Tahoma" w:hAnsi="Tahoma" w:cs="Tahoma"/>
+          <w:color w:val="000000"/>
+          <w:sz w:val="22"/>
+          <w:szCs w:val="22"/>
+        </w:rPr>
+      </w:pPr>
+      <w:r>
+        <w:rPr>
+          <w:rFonts w:ascii="Tahoma" w:hAnsi="Tahoma" w:cs="Tahoma"/>
+          <w:color w:val="000000"/>
+          <w:sz w:val="22"/>
+          <w:szCs w:val="22"/>
+        </w:rPr>
+        <w:drawing>
+          <wp:inline distT="0" distB="0" distL="0" distR="0" wp14:anchorId="061F8D78" wp14:editId="786A3588">
+            <wp:extent cx="4030133" cy="2743160"/>
+            <wp:effectExtent l="0" t="0" r="8890" b="635"/>
+            <wp:docPr id="94288340" name="Picture 1"/>
+            <wp:cNvGraphicFramePr>
+              <a:graphicFrameLocks xmlns:a="http://schemas.openxmlformats.org/drawingml/2006/main" noChangeAspect="1"/>
+            </wp:cNvGraphicFramePr>
+            <a:graphic xmlns:a="http://schemas.openxmlformats.org/drawingml/2006/main">
+              <a:graphicData uri="http://schemas.openxmlformats.org/drawingml/2006/picture">
+                <pic:pic xmlns:pic="http://schemas.openxmlformats.org/drawingml/2006/picture">
+                  <pic:nvPicPr>
+                    <pic:cNvPr id="94288340" name=""/>
+                    <pic:cNvPicPr/>
+                  </pic:nvPicPr>
+                  <pic:blipFill>
+                    <a:blip r:embed="rId13"/>
+                    <a:stretch>
+                      <a:fillRect/>
+                    </a:stretch>
+                  </pic:blipFill>
+                  <pic:spPr>
+                    <a:xfrm>
+                      <a:off x="0" y="0"/>
+                      <a:ext cx="4044193" cy="2752730"/>
+                    </a:xfrm>
+                    <a:prstGeom prst="rect">
+                      <a:avLst/>
+                    </a:prstGeom>
+                  </pic:spPr>
+                </pic:pic>
+              </a:graphicData>
+            </a:graphic>
+          </wp:inline>
+        </w:drawing>
+      </w:r>
+    </w:p>
+    <w:p>
+      <w:pPr>
+        <w:pStyle w:val="ListParagraph"/>
+        <w:spacing w:before="180" w:after="0" w:line="240" w:lineRule="auto"/>
+        <w:ind w:left="360" w:right="114"/>
+        <w:jc w:val="both"/>
+        <w:textAlignment w:val="baseline"/>
+        <w:rPr>
+          <w:rFonts w:ascii="Tahoma" w:hAnsi="Tahoma" w:cs="Tahoma"/>
+        </w:rPr>
+      </w:pPr>
+    </w:p>
+    <w:p>
+      <w:pPr>
+        <w:pStyle w:val="ListParagraph"/>
+        <w:spacing w:before="180" w:after="0" w:line="240" w:lineRule="auto"/>
+        <w:ind w:left="360" w:right="114"/>
+        <w:jc w:val="both"/>
+        <w:textAlignment w:val="baseline"/>
+        <w:rPr>
+          <w:rFonts w:ascii="Tahoma" w:hAnsi="Tahoma" w:cs="Tahoma"/>
+        </w:rPr>
+      </w:pPr>
+    </w:p>
+    <w:p>
+      <w:pPr>
+        <w:pStyle w:val="ListParagraph"/>
+        <w:spacing w:before="180" w:after="0" w:line="240" w:lineRule="auto"/>
+        <w:ind w:left="360" w:right="114"/>
+        <w:jc w:val="both"/>
+        <w:textAlignment w:val="baseline"/>
+        <w:rPr>
+          <w:rFonts w:ascii="Tahoma" w:hAnsi="Tahoma" w:cs="Tahoma"/>
+        </w:rPr>
+      </w:pPr>
+    </w:p>
+    <w:p>
+      <w:pPr>
+        <w:pStyle w:val="ListParagraph"/>
+        <w:spacing w:before="180" w:after="0" w:line="240" w:lineRule="auto"/>
+        <w:ind w:left="360" w:right="114"/>
+        <w:jc w:val="both"/>
+        <w:textAlignment w:val="baseline"/>
+        <w:rPr>
+          <w:rFonts w:ascii="Tahoma" w:hAnsi="Tahoma" w:cs="Tahoma"/>
+        </w:rPr>
+      </w:pPr>
+    </w:p>
+    <w:p>
+      <w:pPr>
+        <w:pStyle w:val="ListParagraph"/>
+        <w:spacing w:before="180" w:after="0" w:line="240" w:lineRule="auto"/>
+        <w:ind w:left="360" w:right="114"/>
+        <w:jc w:val="both"/>
+        <w:textAlignment w:val="baseline"/>
+        <w:rPr>
+          <w:rFonts w:ascii="Tahoma" w:hAnsi="Tahoma" w:cs="Tahoma"/>
+        </w:rPr>
+      </w:pPr>
+    </w:p>
+    <w:p>
+      <w:pPr>
+        <w:pStyle w:val="ListParagraph"/>
+        <w:spacing w:before="180" w:after="0" w:line="240" w:lineRule="auto"/>
+        <w:ind w:left="360" w:right="114"/>
+        <w:jc w:val="both"/>
+        <w:textAlignment w:val="baseline"/>
+        <w:rPr>
+          <w:rFonts w:ascii="Tahoma" w:hAnsi="Tahoma" w:cs="Tahoma"/>
+        </w:rPr>
+      </w:pPr>
+    </w:p>
+    <w:p>
+      <w:pPr>
+        <w:pStyle w:val="ListParagraph"/>
+        <w:spacing w:before="180" w:after="0" w:line="240" w:lineRule="auto"/>
+        <w:ind w:left="360" w:right="114"/>
+        <w:jc w:val="both"/>
+        <w:textAlignment w:val="baseline"/>
+        <w:rPr>
+          <w:rFonts w:ascii="Tahoma" w:hAnsi="Tahoma" w:cs="Tahoma"/>
+        </w:rPr>
+      </w:pPr>
+    </w:p>
+    <w:p>
+      <w:pPr>
+        <w:pStyle w:val="ListParagraph"/>
+        <w:spacing w:before="180" w:after="0" w:line="240" w:lineRule="auto"/>
+        <w:ind w:left="360" w:right="114"/>
+        <w:jc w:val="both"/>
+        <w:textAlignment w:val="baseline"/>
+        <w:rPr>
+          <w:rFonts w:ascii="Tahoma" w:hAnsi="Tahoma" w:cs="Tahoma"/>
+        </w:rPr>
+      </w:pPr>
+    </w:p>
+    <w:p>
+      <w:pPr>
+        <w:pStyle w:val="ListParagraph"/>
+        <w:spacing w:before="180" w:after="0" w:line="240" w:lineRule="auto"/>
+        <w:ind w:left="360" w:right="114"/>
+        <w:jc w:val="both"/>
+        <w:textAlignment w:val="baseline"/>
+        <w:rPr>
+          <w:rFonts w:ascii="Tahoma" w:hAnsi="Tahoma" w:cs="Tahoma"/>
+        </w:rPr>
+      </w:pPr>
+    </w:p>
+    <w:p>
+      <w:pPr>
+        <w:pStyle w:val="ListParagraph"/>
         <w:numPr>
           <w:ilvl w:val="0"/>
           <w:numId w:val="2"/>
@@ -600,6 +1392,7 @@
           <w:rFonts w:ascii="Tahoma" w:hAnsi="Tahoma" w:cs="Tahoma"/>
           <w:lang w:val="sv-SE"/>
         </w:rPr>
+        <w:lastRenderedPageBreak/>
         <w:t xml:space="preserve">Tampilkan id member, nama member, serta judul film yang dipesan di bioskop. Dengan kondisi  film yang ditonton berdurasi lebih dari sama dengan 100 menit dimana digit terakhir dari nomor  hp member tersebut adalah 8 (gunakan fungsi konversi to_number)! </w:t>
       </w:r>
       <w:r>
@@ -661,7 +1454,7 @@
                     <pic:cNvPicPr/>
                   </pic:nvPicPr>
                   <pic:blipFill>
-                    <a:blip r:embed="rId11"/>
+                    <a:blip r:embed="rId14"/>
                     <a:srcRect/>
                     <a:stretch>
                       <a:fillRect/>
@@ -699,6 +1492,378 @@
     <w:p>
       <w:pPr>
         <w:pStyle w:val="ListParagraph"/>
+        <w:spacing w:before="180" w:after="0" w:line="240" w:lineRule="auto"/>
+        <w:ind w:left="360" w:right="114"/>
+        <w:jc w:val="both"/>
+        <w:textAlignment w:val="baseline"/>
+        <w:rPr>
+          <w:rFonts w:ascii="Tahoma" w:hAnsi="Tahoma" w:cs="Tahoma"/>
+          <w:b/>
+          <w:bCs w:val="0"/>
+        </w:rPr>
+      </w:pPr>
+      <w:r>
+        <w:rPr>
+          <w:rFonts w:ascii="Tahoma" w:hAnsi="Tahoma" w:cs="Tahoma"/>
+          <w:b/>
+          <w:bCs w:val="0"/>
+        </w:rPr>
+        <w:t>Output Saya</w:t>
+      </w:r>
+    </w:p>
+    <w:p>
+      <w:pPr>
+        <w:pStyle w:val="ListParagraph"/>
+        <w:spacing w:before="180" w:after="0" w:line="240" w:lineRule="auto"/>
+        <w:ind w:left="360" w:right="114"/>
+        <w:jc w:val="both"/>
+        <w:textAlignment w:val="baseline"/>
+        <w:rPr>
+          <w:rFonts w:ascii="Tahoma" w:hAnsi="Tahoma" w:cs="Tahoma"/>
+        </w:rPr>
+      </w:pPr>
+    </w:p>
+    <w:p>
+      <w:pPr>
+        <w:pStyle w:val="ListParagraph"/>
+        <w:spacing w:before="180" w:after="0" w:line="240" w:lineRule="auto"/>
+        <w:ind w:left="360" w:right="114"/>
+        <w:jc w:val="both"/>
+        <w:textAlignment w:val="baseline"/>
+        <w:rPr>
+          <w:rFonts w:ascii="Tahoma" w:hAnsi="Tahoma" w:cs="Tahoma"/>
+        </w:rPr>
+      </w:pPr>
+      <w:r>
+        <w:rPr>
+          <w:rFonts w:ascii="Tahoma" w:hAnsi="Tahoma" w:cs="Tahoma"/>
+        </w:rPr>
+        <w:drawing>
+          <wp:inline distT="0" distB="0" distL="0" distR="0" wp14:anchorId="45A00D79" wp14:editId="1A96A728">
+            <wp:extent cx="4648200" cy="2670729"/>
+            <wp:effectExtent l="0" t="0" r="0" b="0"/>
+            <wp:docPr id="1529687960" name="Picture 1"/>
+            <wp:cNvGraphicFramePr>
+              <a:graphicFrameLocks xmlns:a="http://schemas.openxmlformats.org/drawingml/2006/main" noChangeAspect="1"/>
+            </wp:cNvGraphicFramePr>
+            <a:graphic xmlns:a="http://schemas.openxmlformats.org/drawingml/2006/main">
+              <a:graphicData uri="http://schemas.openxmlformats.org/drawingml/2006/picture">
+                <pic:pic xmlns:pic="http://schemas.openxmlformats.org/drawingml/2006/picture">
+                  <pic:nvPicPr>
+                    <pic:cNvPr id="1529687960" name=""/>
+                    <pic:cNvPicPr/>
+                  </pic:nvPicPr>
+                  <pic:blipFill>
+                    <a:blip r:embed="rId15"/>
+                    <a:stretch>
+                      <a:fillRect/>
+                    </a:stretch>
+                  </pic:blipFill>
+                  <pic:spPr>
+                    <a:xfrm>
+                      <a:off x="0" y="0"/>
+                      <a:ext cx="4654545" cy="2674375"/>
+                    </a:xfrm>
+                    <a:prstGeom prst="rect">
+                      <a:avLst/>
+                    </a:prstGeom>
+                  </pic:spPr>
+                </pic:pic>
+              </a:graphicData>
+            </a:graphic>
+          </wp:inline>
+        </w:drawing>
+      </w:r>
+    </w:p>
+    <w:p>
+      <w:pPr>
+        <w:pStyle w:val="ListParagraph"/>
+        <w:spacing w:before="180" w:after="0" w:line="240" w:lineRule="auto"/>
+        <w:ind w:left="360" w:right="114"/>
+        <w:jc w:val="both"/>
+        <w:textAlignment w:val="baseline"/>
+        <w:rPr>
+          <w:rFonts w:ascii="Tahoma" w:hAnsi="Tahoma" w:cs="Tahoma"/>
+        </w:rPr>
+      </w:pPr>
+      <w:r>
+        <w:rPr>
+          <w:rFonts w:ascii="Tahoma" w:hAnsi="Tahoma" w:cs="Tahoma"/>
+        </w:rPr>
+        <w:t xml:space="preserve">Hasil </w:t>
+      </w:r>
+      <w:r>
+        <w:rPr>
+          <w:rFonts w:ascii="Tahoma" w:hAnsi="Tahoma" w:cs="Tahoma"/>
+        </w:rPr>
+        <w:t xml:space="preserve">Output </w:t>
+      </w:r>
+      <w:r>
+        <w:rPr>
+          <w:rFonts w:ascii="Tahoma" w:hAnsi="Tahoma" w:cs="Tahoma"/>
+        </w:rPr>
+        <w:t xml:space="preserve">query </w:t>
+      </w:r>
+      <w:proofErr w:type="spellStart"/>
+      <w:r>
+        <w:rPr>
+          <w:rFonts w:ascii="Tahoma" w:hAnsi="Tahoma" w:cs="Tahoma"/>
+        </w:rPr>
+        <w:t>saya</w:t>
+      </w:r>
+      <w:proofErr w:type="spellEnd"/>
+      <w:r>
+        <w:rPr>
+          <w:rFonts w:ascii="Tahoma" w:hAnsi="Tahoma" w:cs="Tahoma"/>
+        </w:rPr>
+        <w:t xml:space="preserve"> </w:t>
+      </w:r>
+      <w:proofErr w:type="spellStart"/>
+      <w:r>
+        <w:rPr>
+          <w:rFonts w:ascii="Tahoma" w:hAnsi="Tahoma" w:cs="Tahoma"/>
+        </w:rPr>
+        <w:t>kosong</w:t>
+      </w:r>
+      <w:proofErr w:type="spellEnd"/>
+      <w:r>
+        <w:rPr>
+          <w:rFonts w:ascii="Tahoma" w:hAnsi="Tahoma" w:cs="Tahoma"/>
+        </w:rPr>
+        <w:t xml:space="preserve"> </w:t>
+      </w:r>
+      <w:proofErr w:type="spellStart"/>
+      <w:r>
+        <w:rPr>
+          <w:rFonts w:ascii="Tahoma" w:hAnsi="Tahoma" w:cs="Tahoma"/>
+        </w:rPr>
+        <w:t>karena</w:t>
+      </w:r>
+      <w:proofErr w:type="spellEnd"/>
+      <w:r>
+        <w:rPr>
+          <w:rFonts w:ascii="Tahoma" w:hAnsi="Tahoma" w:cs="Tahoma"/>
+        </w:rPr>
+        <w:t xml:space="preserve"> </w:t>
+      </w:r>
+      <w:proofErr w:type="spellStart"/>
+      <w:r>
+        <w:rPr>
+          <w:rFonts w:ascii="Tahoma" w:hAnsi="Tahoma" w:cs="Tahoma"/>
+          <w:b/>
+        </w:rPr>
+        <w:t>tidak</w:t>
+      </w:r>
+      <w:proofErr w:type="spellEnd"/>
+      <w:r>
+        <w:rPr>
+          <w:rFonts w:ascii="Tahoma" w:hAnsi="Tahoma" w:cs="Tahoma"/>
+          <w:b/>
+        </w:rPr>
+        <w:t xml:space="preserve"> </w:t>
+      </w:r>
+      <w:proofErr w:type="spellStart"/>
+      <w:r>
+        <w:rPr>
+          <w:rFonts w:ascii="Tahoma" w:hAnsi="Tahoma" w:cs="Tahoma"/>
+          <w:b/>
+        </w:rPr>
+        <w:t>ada</w:t>
+      </w:r>
+      <w:proofErr w:type="spellEnd"/>
+      <w:r>
+        <w:rPr>
+          <w:rFonts w:ascii="Tahoma" w:hAnsi="Tahoma" w:cs="Tahoma"/>
+          <w:b/>
+        </w:rPr>
+        <w:t xml:space="preserve"> data yang </w:t>
+      </w:r>
+      <w:proofErr w:type="spellStart"/>
+      <w:proofErr w:type="gramStart"/>
+      <w:r>
+        <w:rPr>
+          <w:rFonts w:ascii="Tahoma" w:hAnsi="Tahoma" w:cs="Tahoma"/>
+          <w:b/>
+        </w:rPr>
+        <w:t>memenuhi</w:t>
+      </w:r>
+      <w:proofErr w:type="spellEnd"/>
+      <w:r>
+        <w:rPr>
+          <w:rFonts w:ascii="Tahoma" w:hAnsi="Tahoma" w:cs="Tahoma"/>
+          <w:b/>
+        </w:rPr>
+        <w:t xml:space="preserve">  </w:t>
+      </w:r>
+      <w:proofErr w:type="spellStart"/>
+      <w:r>
+        <w:rPr>
+          <w:rFonts w:ascii="Tahoma" w:hAnsi="Tahoma" w:cs="Tahoma"/>
+          <w:b/>
+        </w:rPr>
+        <w:t>syarat</w:t>
+      </w:r>
+      <w:proofErr w:type="spellEnd"/>
+      <w:proofErr w:type="gramEnd"/>
+      <w:r>
+        <w:rPr>
+          <w:rFonts w:ascii="Tahoma" w:hAnsi="Tahoma" w:cs="Tahoma"/>
+        </w:rPr>
+        <w:t xml:space="preserve"> </w:t>
+      </w:r>
+      <w:proofErr w:type="spellStart"/>
+      <w:r>
+        <w:rPr>
+          <w:rFonts w:ascii="Tahoma" w:hAnsi="Tahoma" w:cs="Tahoma"/>
+        </w:rPr>
+        <w:t>secara</w:t>
+      </w:r>
+      <w:proofErr w:type="spellEnd"/>
+      <w:r>
+        <w:rPr>
+          <w:rFonts w:ascii="Tahoma" w:hAnsi="Tahoma" w:cs="Tahoma"/>
+        </w:rPr>
+        <w:t xml:space="preserve"> </w:t>
+      </w:r>
+      <w:proofErr w:type="spellStart"/>
+      <w:r>
+        <w:rPr>
+          <w:rFonts w:ascii="Tahoma" w:hAnsi="Tahoma" w:cs="Tahoma"/>
+        </w:rPr>
+        <w:t>bersamaan</w:t>
+      </w:r>
+      <w:proofErr w:type="spellEnd"/>
+      <w:r>
+        <w:rPr>
+          <w:rFonts w:ascii="Tahoma" w:hAnsi="Tahoma" w:cs="Tahoma"/>
+        </w:rPr>
+        <w:t xml:space="preserve"> </w:t>
+      </w:r>
+      <w:proofErr w:type="spellStart"/>
+      <w:r>
+        <w:rPr>
+          <w:rFonts w:ascii="Tahoma" w:hAnsi="Tahoma" w:cs="Tahoma"/>
+        </w:rPr>
+        <w:t>dalam</w:t>
+      </w:r>
+      <w:proofErr w:type="spellEnd"/>
+      <w:r>
+        <w:rPr>
+          <w:rFonts w:ascii="Tahoma" w:hAnsi="Tahoma" w:cs="Tahoma"/>
+        </w:rPr>
+        <w:t xml:space="preserve"> </w:t>
+      </w:r>
+      <w:proofErr w:type="spellStart"/>
+      <w:r>
+        <w:rPr>
+          <w:rFonts w:ascii="Tahoma" w:hAnsi="Tahoma" w:cs="Tahoma"/>
+        </w:rPr>
+        <w:t>tabel</w:t>
+      </w:r>
+      <w:proofErr w:type="spellEnd"/>
+      <w:r>
+        <w:rPr>
+          <w:rFonts w:ascii="Tahoma" w:hAnsi="Tahoma" w:cs="Tahoma"/>
+        </w:rPr>
+        <w:t xml:space="preserve"> yang </w:t>
+      </w:r>
+      <w:proofErr w:type="spellStart"/>
+      <w:r>
+        <w:rPr>
+          <w:rFonts w:ascii="Tahoma" w:hAnsi="Tahoma" w:cs="Tahoma"/>
+        </w:rPr>
+        <w:t>saya</w:t>
+      </w:r>
+      <w:proofErr w:type="spellEnd"/>
+      <w:r>
+        <w:rPr>
+          <w:rFonts w:ascii="Tahoma" w:hAnsi="Tahoma" w:cs="Tahoma"/>
+        </w:rPr>
+        <w:t xml:space="preserve"> </w:t>
+      </w:r>
+      <w:proofErr w:type="spellStart"/>
+      <w:r>
+        <w:rPr>
+          <w:rFonts w:ascii="Tahoma" w:hAnsi="Tahoma" w:cs="Tahoma"/>
+        </w:rPr>
+        <w:t>telah</w:t>
+      </w:r>
+      <w:proofErr w:type="spellEnd"/>
+      <w:r>
+        <w:rPr>
+          <w:rFonts w:ascii="Tahoma" w:hAnsi="Tahoma" w:cs="Tahoma"/>
+        </w:rPr>
+        <w:t xml:space="preserve"> </w:t>
+      </w:r>
+      <w:proofErr w:type="spellStart"/>
+      <w:r>
+        <w:rPr>
+          <w:rFonts w:ascii="Tahoma" w:hAnsi="Tahoma" w:cs="Tahoma"/>
+        </w:rPr>
+        <w:t>buat</w:t>
+      </w:r>
+      <w:proofErr w:type="spellEnd"/>
+      <w:r>
+        <w:rPr>
+          <w:rFonts w:ascii="Tahoma" w:hAnsi="Tahoma" w:cs="Tahoma"/>
+        </w:rPr>
+        <w:t xml:space="preserve"> </w:t>
+      </w:r>
+      <w:proofErr w:type="spellStart"/>
+      <w:r>
+        <w:rPr>
+          <w:rFonts w:ascii="Tahoma" w:hAnsi="Tahoma" w:cs="Tahoma"/>
+        </w:rPr>
+        <w:t>sebelumnya</w:t>
+      </w:r>
+      <w:proofErr w:type="spellEnd"/>
+      <w:r>
+        <w:rPr>
+          <w:rFonts w:ascii="Tahoma" w:hAnsi="Tahoma" w:cs="Tahoma"/>
+        </w:rPr>
+        <w:t>.</w:t>
+      </w:r>
+    </w:p>
+    <w:p>
+      <w:pPr>
+        <w:rPr>
+          <w:rFonts w:ascii="Tahoma" w:hAnsi="Tahoma" w:cs="Tahoma"/>
+        </w:rPr>
+      </w:pPr>
+      <w:r>
+        <w:rPr>
+          <w:rFonts w:ascii="Tahoma" w:hAnsi="Tahoma" w:cs="Tahoma"/>
+        </w:rPr>
+        <w:br w:type="page"/>
+      </w:r>
+    </w:p>
+    <w:p>
+      <w:pPr>
+        <w:pStyle w:val="ListParagraph"/>
+        <w:spacing w:before="180" w:after="0" w:line="240" w:lineRule="auto"/>
+        <w:ind w:left="360" w:right="114"/>
+        <w:jc w:val="both"/>
+        <w:textAlignment w:val="baseline"/>
+        <w:rPr>
+          <w:rFonts w:ascii="Tahoma" w:hAnsi="Tahoma" w:cs="Tahoma"/>
+        </w:rPr>
+      </w:pPr>
+    </w:p>
+    <w:p>
+      <w:pPr>
+        <w:pStyle w:val="ListParagraph"/>
+        <w:spacing w:before="180" w:after="0" w:line="240" w:lineRule="auto"/>
+        <w:ind w:left="360" w:right="114"/>
+        <w:jc w:val="both"/>
+        <w:textAlignment w:val="baseline"/>
+        <w:rPr>
+          <w:rFonts w:ascii="Tahoma" w:hAnsi="Tahoma" w:cs="Tahoma"/>
+        </w:rPr>
+      </w:pPr>
+    </w:p>
+    <w:p>
+      <w:pPr>
+        <w:pStyle w:val="ListParagraph"/>
         <w:numPr>
           <w:ilvl w:val="0"/>
           <w:numId w:val="2"/>
@@ -769,7 +1934,7 @@
                     <pic:cNvPicPr/>
                   </pic:nvPicPr>
                   <pic:blipFill>
-                    <a:blip r:embed="rId12"/>
+                    <a:blip r:embed="rId16"/>
                     <a:srcRect/>
                     <a:stretch>
                       <a:fillRect/>
@@ -801,6 +1966,122 @@
         <w:textAlignment w:val="baseline"/>
         <w:rPr>
           <w:rFonts w:ascii="Tahoma" w:hAnsi="Tahoma" w:cs="Tahoma"/>
+          <w:color w:val="000000"/>
+          <w:sz w:val="22"/>
+          <w:szCs w:val="22"/>
+        </w:rPr>
+      </w:pPr>
+    </w:p>
+    <w:p>
+      <w:pPr>
+        <w:pStyle w:val="ListParagraph"/>
+        <w:spacing w:before="180" w:after="0" w:line="240" w:lineRule="auto"/>
+        <w:ind w:left="360" w:right="114"/>
+        <w:jc w:val="both"/>
+        <w:textAlignment w:val="baseline"/>
+        <w:rPr>
+          <w:rFonts w:ascii="Tahoma" w:hAnsi="Tahoma" w:cs="Tahoma"/>
+          <w:b/>
+          <w:bCs w:val="0"/>
+          <w:color w:val="000000"/>
+          <w:sz w:val="22"/>
+          <w:szCs w:val="22"/>
+        </w:rPr>
+      </w:pPr>
+      <w:r>
+        <w:rPr>
+          <w:rFonts w:ascii="Tahoma" w:hAnsi="Tahoma" w:cs="Tahoma"/>
+          <w:b/>
+          <w:bCs w:val="0"/>
+          <w:color w:val="000000"/>
+          <w:sz w:val="22"/>
+          <w:szCs w:val="22"/>
+        </w:rPr>
+        <w:t>Output Saya</w:t>
+      </w:r>
+    </w:p>
+    <w:p>
+      <w:pPr>
+        <w:pStyle w:val="ListParagraph"/>
+        <w:spacing w:before="180" w:after="0" w:line="240" w:lineRule="auto"/>
+        <w:ind w:left="360" w:right="114"/>
+        <w:jc w:val="both"/>
+        <w:textAlignment w:val="baseline"/>
+        <w:rPr>
+          <w:rFonts w:ascii="Tahoma" w:hAnsi="Tahoma" w:cs="Tahoma"/>
+          <w:b/>
+          <w:bCs w:val="0"/>
+          <w:color w:val="000000"/>
+          <w:sz w:val="22"/>
+          <w:szCs w:val="22"/>
+        </w:rPr>
+      </w:pPr>
+    </w:p>
+    <w:p>
+      <w:pPr>
+        <w:pStyle w:val="ListParagraph"/>
+        <w:spacing w:before="180" w:after="0" w:line="240" w:lineRule="auto"/>
+        <w:ind w:left="360" w:right="114"/>
+        <w:jc w:val="both"/>
+        <w:textAlignment w:val="baseline"/>
+        <w:rPr>
+          <w:rFonts w:ascii="Tahoma" w:hAnsi="Tahoma" w:cs="Tahoma"/>
+          <w:b/>
+          <w:bCs w:val="0"/>
+        </w:rPr>
+      </w:pPr>
+      <w:r>
+        <w:rPr>
+          <w:rFonts w:ascii="Tahoma" w:hAnsi="Tahoma" w:cs="Tahoma"/>
+          <w:b/>
+          <w:bCs w:val="0"/>
+        </w:rPr>
+        <w:drawing>
+          <wp:inline distT="0" distB="0" distL="0" distR="0" wp14:anchorId="5952B412" wp14:editId="495E3FB0">
+            <wp:extent cx="5698067" cy="3295260"/>
+            <wp:effectExtent l="0" t="0" r="0" b="635"/>
+            <wp:docPr id="918303921" name="Picture 1"/>
+            <wp:cNvGraphicFramePr>
+              <a:graphicFrameLocks xmlns:a="http://schemas.openxmlformats.org/drawingml/2006/main" noChangeAspect="1"/>
+            </wp:cNvGraphicFramePr>
+            <a:graphic xmlns:a="http://schemas.openxmlformats.org/drawingml/2006/main">
+              <a:graphicData uri="http://schemas.openxmlformats.org/drawingml/2006/picture">
+                <pic:pic xmlns:pic="http://schemas.openxmlformats.org/drawingml/2006/picture">
+                  <pic:nvPicPr>
+                    <pic:cNvPr id="918303921" name=""/>
+                    <pic:cNvPicPr/>
+                  </pic:nvPicPr>
+                  <pic:blipFill>
+                    <a:blip r:embed="rId17"/>
+                    <a:stretch>
+                      <a:fillRect/>
+                    </a:stretch>
+                  </pic:blipFill>
+                  <pic:spPr>
+                    <a:xfrm>
+                      <a:off x="0" y="0"/>
+                      <a:ext cx="5703974" cy="3298676"/>
+                    </a:xfrm>
+                    <a:prstGeom prst="rect">
+                      <a:avLst/>
+                    </a:prstGeom>
+                  </pic:spPr>
+                </pic:pic>
+              </a:graphicData>
+            </a:graphic>
+          </wp:inline>
+        </w:drawing>
+      </w:r>
+    </w:p>
+    <w:p>
+      <w:pPr>
+        <w:pStyle w:val="ListParagraph"/>
+        <w:spacing w:before="180" w:after="0" w:line="240" w:lineRule="auto"/>
+        <w:ind w:left="360" w:right="114"/>
+        <w:jc w:val="both"/>
+        <w:textAlignment w:val="baseline"/>
+        <w:rPr>
+          <w:rFonts w:ascii="Tahoma" w:hAnsi="Tahoma" w:cs="Tahoma"/>
         </w:rPr>
       </w:pPr>
     </w:p>
@@ -924,12 +2205,12 @@
       </w:pPr>
     </w:p>
     <w:sectPr>
-      <w:headerReference w:type="even" r:id="rId13"/>
-      <w:headerReference w:type="default" r:id="rId14"/>
-      <w:footerReference w:type="even" r:id="rId15"/>
-      <w:footerReference w:type="default" r:id="rId16"/>
-      <w:headerReference w:type="first" r:id="rId17"/>
-      <w:footerReference w:type="first" r:id="rId18"/>
+      <w:headerReference w:type="even" r:id="rId18"/>
+      <w:headerReference w:type="default" r:id="rId19"/>
+      <w:footerReference w:type="even" r:id="rId20"/>
+      <w:footerReference w:type="default" r:id="rId21"/>
+      <w:headerReference w:type="first" r:id="rId22"/>
+      <w:footerReference w:type="first" r:id="rId23"/>
       <w:pgSz w:w="12240" w:h="15840"/>
       <w:pgMar w:top="1440" w:right="1440" w:bottom="1440" w:left="1440" w:header="708" w:footer="708" w:gutter="0"/>
       <w:cols w:space="708"/>
@@ -1846,7 +3127,6 @@
   <w:style w:type="character" w:default="1" w:styleId="DefaultParagraphFont">
     <w:name w:val="Default Paragraph Font"/>
     <w:uiPriority w:val="1"/>
-    <w:semiHidden/>
     <w:unhideWhenUsed/>
   </w:style>
   <w:style w:type="table" w:default="1" w:styleId="TableNormal">
